--- a/docs/docx/12_MANUAL_TESTING.docx
+++ b/docs/docx/12_MANUAL_TESTING.docx
@@ -75,7 +75,7 @@
           <w:b/>
           <w:bCs/>
         </w:rPr>
-        <w:t xml:space="preserve">3.10.696</w:t>
+        <w:t xml:space="preserve">3.10.798</w:t>
       </w:r>
       <w:r>
         <w:t xml:space="preserve">).</w:t>
@@ -3842,7 +3842,7 @@
           <w:b/>
           <w:bCs/>
         </w:rPr>
-        <w:t xml:space="preserve">≥ 3.10.696</w:t>
+        <w:t xml:space="preserve">≥ 3.10.798</w:t>
       </w:r>
       <w:r>
         <w:t xml:space="preserve"> </w:t>
